--- a/cinderella/legal/out-2026-10-07-final/Cinderella_Corp_-_Subscription_Agreement_Final.docx
+++ b/cinderella/legal/out-2026-10-07-final/Cinderella_Corp_-_Subscription_Agreement_Final.docx
@@ -457,12 +457,24 @@
       </w:r>
     </w:p>
     <w:p>
+      <w:pPr>
+        <w:jc w:val="center"/>
+      </w:pPr>
       <w:r>
+        <w:rPr>
+          <w:b/>
+        </w:rPr>
         <w:t>EXHIBIT A</w:t>
       </w:r>
     </w:p>
     <w:p>
+      <w:pPr>
+        <w:jc w:val="center"/>
+      </w:pPr>
       <w:r>
+        <w:rPr>
+          <w:b/>
+        </w:rPr>
         <w:t>CERTIFICATE OF INCORPORATION</w:t>
       </w:r>
     </w:p>
@@ -472,12 +484,24 @@
       </w:r>
     </w:p>
     <w:p>
+      <w:pPr>
+        <w:jc w:val="center"/>
+      </w:pPr>
       <w:r>
+        <w:rPr>
+          <w:b/>
+        </w:rPr>
         <w:t>EXHIBIT B</w:t>
       </w:r>
     </w:p>
     <w:p>
+      <w:pPr>
+        <w:jc w:val="center"/>
+      </w:pPr>
       <w:r>
+        <w:rPr>
+          <w:b/>
+        </w:rPr>
         <w:t>RISK FACTORS</w:t>
       </w:r>
     </w:p>
